--- a/SUMMARY/SUMMARY OF CHAPTER 7 CONTINUATION III.docx
+++ b/SUMMARY/SUMMARY OF CHAPTER 7 CONTINUATION III.docx
@@ -15,7 +15,35 @@
           <w:b/>
           <w:bCs/>
         </w:rPr>
-        <w:t>SUMMARY OF CHAPTER 6 CONTINUATION VII</w:t>
+        <w:t xml:space="preserve">SUMMARY OF CHAPTER </w:t>
+      </w:r>
+      <w:r>
+        <w:rPr>
+          <w:b/>
+          <w:bCs/>
+        </w:rPr>
+        <w:t>7</w:t>
+      </w:r>
+      <w:r>
+        <w:rPr>
+          <w:b/>
+          <w:bCs/>
+        </w:rPr>
+        <w:t xml:space="preserve"> CONTINUATION </w:t>
+      </w:r>
+      <w:r>
+        <w:rPr>
+          <w:b/>
+          <w:bCs/>
+        </w:rPr>
+        <w:t>I</w:t>
+      </w:r>
+      <w:r>
+        <w:rPr>
+          <w:b/>
+          <w:bCs/>
+        </w:rPr>
+        <w:t>II</w:t>
       </w:r>
     </w:p>
     <w:p>
@@ -125,6 +153,7 @@
         <w:rPr>
           <w:b/>
           <w:bCs/>
+          <w:noProof/>
         </w:rPr>
         <w:drawing>
           <wp:inline distT="0" distB="0" distL="0" distR="0" wp14:anchorId="0B96C7AD" wp14:editId="2513F212">
@@ -1462,6 +1491,7 @@
   <w:style w:type="character" w:default="1" w:styleId="DefaultParagraphFont">
     <w:name w:val="Default Paragraph Font"/>
     <w:uiPriority w:val="1"/>
+    <w:semiHidden/>
     <w:unhideWhenUsed/>
   </w:style>
   <w:style w:type="table" w:default="1" w:styleId="TableNormal">
